--- a/prototype/docs/SRS.docx
+++ b/prototype/docs/SRS.docx
@@ -669,7 +669,7 @@
       <w:pPr/>
       <w:r>
         <w:rPr/>
-        <w:t xml:space="preserve">Single-machine demo; Python + Flask server-rendered UI (Tabler design system, vendored, offline-safe, no build step); SQLite demo database; pytest + GitHub Actions CI. No cloud services required in mock mode.</w:t>
+        <w:t xml:space="preserve">Single-machine demo; Python + Flask API + a built React SPA frontend (TypeScript, Vite, shadcn/ui + Tailwind - built at dev time, served statically by Flask, offline-safe at runtime); SQLite demo database; pytest (API/engine) + vitest (frontend) + GitHub Actions CI. No cloud services required in mock mode.</w:t>
       </w:r>
     </w:p>
     <w:p>
@@ -808,7 +808,7 @@
       <w:pPr/>
       <w:r>
         <w:rPr/>
-        <w:t xml:space="preserve">Two-person group (operator + Arwa) with named lanes; midterm date TBA (requirement document is the by-midterm deliverable, restated by Chen on Sep 3 and Sep 8); demo-scale data volumes; AI-usage policy for deliverables not yet stated on any captured course surface (open item).</w:t>
+        <w:t xml:space="preserve">Two-person group (Mahd + Arwa) with named lanes; midterm date TBA (requirement document is the by-midterm deliverable, restated by Chen on Sep 3 and Sep 8); demo-scale data volumes; AI-usage policy for deliverables not yet stated on any captured course surface (open item).</w:t>
       </w:r>
     </w:p>
     <w:p>
@@ -2605,7 +2605,7 @@
       </w:pPr>
       <w:r>
         <w:rPr/>
-        <w:t xml:space="preserve">Group review notes: operator-side conversation, folded in as received - not a submission gate.</w:t>
+        <w:t xml:space="preserve">Group review notes: folded in as received - not a submission gate.</w:t>
       </w:r>
     </w:p>
     <w:p>
@@ -2617,7 +2617,7 @@
       </w:pPr>
       <w:r>
         <w:rPr/>
-        <w:t xml:space="preserve">AI-usage policy for deliverables: not stated on any captured course surface.</w:t>
+        <w:t xml:space="preserve">AI-usage policy for deliverables: no course-stated policy exists; the operator rule applies (AI tools used in development, per course allowances where stated). Settled 09-15 - not a gate.</w:t>
       </w:r>
     </w:p>
     <w:p>

--- a/prototype/docs/SRS.docx
+++ b/prototype/docs/SRS.docx
@@ -41,7 +41,7 @@
         <w:t xml:space="preserve">Structure:</w:t>
       </w:r>
       <w:r>
-        <w:t xml:space="preserve"> IEEE-830 shaped (the course-confirmed spec form); IEEE-830 was withdrawn and superseded by ISO/IEC/IEEE 29148 — section naming here follows the familiar 830 layout with 29148 terminology. </w:t>
+        <w:t xml:space="preserve"> IEEE-830 shaped (the course-confirmed spec form); IEEE-830 was withdrawn and superseded by ISO/IEC/IEEE 29148: section naming here follows the familiar 830 layout with 29148 terminology. </w:t>
       </w:r>
       <w:r>
         <w:rPr>
@@ -2418,7 +2418,7 @@
       </w:pPr>
       <w:r>
         <w:rPr/>
-        <w:t xml:space="preserve">exact-verdict match on read_exfiltration: 55.6% — the remainder returned MASK (private columns removed), the designed outcome; the safety-relevant leak rate is 0. Reported separately so the number stays honest (D-008).</w:t>
+        <w:t xml:space="preserve">exact-verdict match on read_exfiltration: 55.6%: the remainder returned MASK (private columns removed), the designed outcome; the safety-relevant leak rate is 0. Reported separately so the number stays honest (D-008).</w:t>
       </w:r>
     </w:p>
     <w:p>
@@ -2564,7 +2564,7 @@
         <w:t xml:space="preserve">Security practices</w:t>
       </w:r>
       <w:r>
-        <w:t xml:space="preserve"> (lecture Aug 27): masking vs tokenization, least privilege, read-only enforcement — all demonstrated by the gate.</w:t>
+        <w:t xml:space="preserve"> (lecture Aug 27): masking vs tokenization, least privilege, read-only enforcement: all demonstrated by the gate.</w:t>
       </w:r>
     </w:p>
     <w:p>

--- a/prototype/docs/SRS.docx
+++ b/prototype/docs/SRS.docx
@@ -32,7 +32,7 @@
         <w:t xml:space="preserve">DECISIONS.md</w:t>
       </w:r>
       <w:r>
-        <w:t xml:space="preserve"> D-001..D-019); every requirement below is implemented and test-covered unless explicitly marked stretch/open. </w:t>
+        <w:t xml:space="preserve"> D-001..D-023); every requirement below is implemented and test-covered unless explicitly marked stretch/open. </w:t>
       </w:r>
       <w:r>
         <w:rPr>
@@ -1188,7 +1188,7 @@
         <w:rPr>
           <w:rFonts w:ascii="Consolas" w:hAnsi="Consolas"/>
         </w:rPr>
-        <w:t xml:space="preserve">/ui/audit</w:t>
+        <w:t xml:space="preserve">/audit</w:t>
       </w:r>
       <w:r>
         <w:t xml:space="preserve"> page.</w:t>
@@ -1885,7 +1885,7 @@
         <w:tc>
           <w:p>
             <w:r>
-              <w:t xml:space="preserve">/ , /ui/how, /ui/metrics, /ui/audit</w:t>
+              <w:t xml:space="preserve">/ , /how, /metrics, /audit</w:t>
             </w:r>
           </w:p>
         </w:tc>
@@ -2008,7 +2008,7 @@
         <w:tc>
           <w:p>
             <w:r>
-              <w:t xml:space="preserve">TC-06 append-only check; TC-07 pagination; /ui/audit render test</w:t>
+              <w:t xml:space="preserve">tests/test_app.py: append-only check, audit pagination; audit view served by the SPA (D-023)</w:t>
             </w:r>
           </w:p>
         </w:tc>
@@ -2056,7 +2056,7 @@
         <w:tc>
           <w:p>
             <w:r>
-              <w:t xml:space="preserve">UI render tests (ask explains, metrics labels, audit page, how page)</w:t>
+              <w:t xml:space="preserve">16 frontend component tests (vitest/RTL, web/src); SPA-serving integration in test_app.py (D-023)</w:t>
             </w:r>
           </w:p>
         </w:tc>
@@ -2082,7 +2082,7 @@
       <w:pPr/>
       <w:r>
         <w:rPr/>
-        <w:t xml:space="preserve">40 unit/integration/UI tests + 1 execution-error fail-closed test = 41 passing.</w:t>
+        <w:t xml:space="preserve">40 backend tests passing (re-verified 2026-09-16 after the D-023 cutover): 28 rule tests (per-rule pass+bypass, compound-arm and side-channel regressions), 11 API/SPA-serving integration tests incl. the fail-closed runtime regression (FR-03), 1 metamorphic harness test; plus the 16 frontend component tests above.</w:t>
       </w:r>
     </w:p>
     <w:p>
@@ -2457,7 +2457,7 @@
       <w:pPr/>
       <w:r>
         <w:rPr/>
-        <w:t xml:space="preserve">41 passing: per-rule pass+bypass, compound-arm and side-channel regressions, HTTP integration, UI render checks, fail-closed runtime regression (FR-03).</w:t>
+        <w:t xml:space="preserve">40 backend tests passing (re-verified 2026-09-16 after the D-023 cutover): per-rule pass+bypass, compound-arm and side-channel regressions, HTTP + SPA-serving integration, fail-closed runtime regression (FR-03). 16 further frontend component tests (vitest/RTL).</w:t>
       </w:r>
     </w:p>
     <w:p>
@@ -3558,58 +3558,6 @@
     <w:pPr>
       <w:spacing w:after="0" w:line="259" w:lineRule="auto"/>
     </w:pPr>
-  </w:style>
-  <w:style w:type="paragraph" w:styleId="Heading1">
-    <w:name w:val="heading 1"/>
-    <w:qFormat/>
-    <w:pPr>
-      <w:spacing w:before="360" w:after="160"/>
-      <w:outlineLvl xmlns:w="http://schemas.openxmlformats.org/wordprocessingml/2006/main" w:val="0"/>
-    </w:pPr>
-    <w:rPr>
-      <w:b/>
-      <w:color w:val="1B1F27"/>
-      <w:sz w:val="34"/>
-    </w:rPr>
-  </w:style>
-  <w:style w:type="paragraph" w:styleId="Heading2">
-    <w:name w:val="heading 2"/>
-    <w:qFormat/>
-    <w:pPr>
-      <w:spacing w:before="280" w:after="120"/>
-      <w:outlineLvl xmlns:w="http://schemas.openxmlformats.org/wordprocessingml/2006/main" w:val="1"/>
-    </w:pPr>
-    <w:rPr>
-      <w:b/>
-      <w:color w:val="1B1F27"/>
-      <w:sz w:val="28"/>
-    </w:rPr>
-  </w:style>
-  <w:style w:type="paragraph" w:styleId="Heading3">
-    <w:name w:val="heading 3"/>
-    <w:qFormat/>
-    <w:pPr>
-      <w:spacing w:before="200" w:after="80"/>
-      <w:outlineLvl xmlns:w="http://schemas.openxmlformats.org/wordprocessingml/2006/main" w:val="2"/>
-    </w:pPr>
-    <w:rPr>
-      <w:b/>
-      <w:color w:val="3D4451"/>
-      <w:sz w:val="24"/>
-    </w:rPr>
-  </w:style>
-  <w:style w:type="paragraph" w:styleId="Title">
-    <w:name w:val="Title"/>
-    <w:qFormat/>
-    <w:pPr>
-      <w:spacing w:after="240"/>
-      <w:outlineLvl xmlns:w="http://schemas.openxmlformats.org/wordprocessingml/2006/main" w:val="0"/>
-    </w:pPr>
-    <w:rPr>
-      <w:b/>
-      <w:color w:val="1B1F27"/>
-      <w:sz w:val="44"/>
-    </w:rPr>
   </w:style>
 </w:styles>
 </file>
